--- a/applications/rankings-io-local-seo-specialist/cover-letter.docx
+++ b/applications/rankings-io-local-seo-specialist/cover-letter.docx
@@ -94,7 +94,7 @@
           <w:b w:val="0"/>
           <w:color w:val="1A1A1A"/>
         </w:rPr>
-        <w:t>I want to be direct about where I stand on this role: my SEO background is technical audits, keyword gap analysis, and schema work, not hands-on Google Business Profile management or local-listings/citation work for enterprise brands specifically. What I do bring is closely adjacent, and I think it's worth a conversation.</w:t>
+        <w:t>Google Business Profile and local-listings work is where my SEO career started, and it's still the foundation of what I do. At Solenzo, claiming and optimizing a client's GBP is the first deliverable in every engagement, before anything else on the account starts. That instinct goes back to Birdeye, where selling and onboarding partners onto our data-aggregator/listings-syndication solution was the backbone of the channel offer, ensuring every partner's end customer had a properly configured local presence.</w:t>
       </w:r>
     </w:p>
     <w:p>
@@ -107,7 +107,7 @@
           <w:b w:val="0"/>
           <w:color w:val="1A1A1A"/>
         </w:rPr>
-        <w:t>At Solenzo, I run technical SEO audits and competitor research with Screaming Frog, implement schema and structured data, and built a 20+ workflow marketing-automation system for local service businesses that includes automated review-generation sequences, the reputation side of local SEO. Before that, at Birdeye, I onboarded 15-20 partners onto a reputation-management and local-marketing platform with roughly 94% retention, so I know that product category from the inside even though I wasn't the one running GBP optimizations myself. I also bring 15+ years of owning client relationships end to end: reporting, retention, and finding the next growth opportunity in an account, which is most of what this role asks for beyond the GBP mechanics.</w:t>
+        <w:t>Beyond that core, I bring technical SEO depth (Screaming Frog audits, schema and structured data, Ahrefs, Semrush) and 15+ years owning client relationships end to end: reporting, retention, and finding the next growth opportunity in an account. What I don't have is experience at the specific scale of a multi-location enterprise brand, my listings and GBP work has been for individual local service businesses and Birdeye's partner network, not a single large chain, and that's worth being upfront about.</w:t>
       </w:r>
     </w:p>
     <w:p>
@@ -120,7 +120,7 @@
           <w:b w:val="0"/>
           <w:color w:val="1A1A1A"/>
         </w:rPr>
-        <w:t>I learn fast and I'm confident I could be productive on GBP-specific work quickly, but I'd rather say that plainly than let a resume imply experience I don't have. I'd welcome the chance to talk through how the rest of my background fits what you're building for your law firm clients.</w:t>
+        <w:t>I'd welcome the chance to talk through how that background fits what you're building for your law firm clients.</w:t>
       </w:r>
     </w:p>
     <w:p>
